--- a/evidencia_ia/chat_con_ia.docx
+++ b/evidencia_ia/chat_con_ia.docx
@@ -802,6 +802,373 @@
         </w:drawing>
       </w:r>
     </w:p>
+    <w:p/>
+    <w:p>
+      <w:r>
+        <w:drawing>
+          <wp:inline distT="0" distB="0" distL="0" distR="0" wp14:anchorId="02FC4E39" wp14:editId="245184D3">
+            <wp:extent cx="5191850" cy="1724266"/>
+            <wp:effectExtent l="0" t="0" r="0" b="9525"/>
+            <wp:docPr id="952212828" name="Imagen 1"/>
+            <wp:cNvGraphicFramePr>
+              <a:graphicFrameLocks xmlns:a="http://schemas.openxmlformats.org/drawingml/2006/main" noChangeAspect="1"/>
+            </wp:cNvGraphicFramePr>
+            <a:graphic xmlns:a="http://schemas.openxmlformats.org/drawingml/2006/main">
+              <a:graphicData uri="http://schemas.openxmlformats.org/drawingml/2006/picture">
+                <pic:pic xmlns:pic="http://schemas.openxmlformats.org/drawingml/2006/picture">
+                  <pic:nvPicPr>
+                    <pic:cNvPr id="952212828" name=""/>
+                    <pic:cNvPicPr/>
+                  </pic:nvPicPr>
+                  <pic:blipFill>
+                    <a:blip r:embed="rId19"/>
+                    <a:stretch>
+                      <a:fillRect/>
+                    </a:stretch>
+                  </pic:blipFill>
+                  <pic:spPr>
+                    <a:xfrm>
+                      <a:off x="0" y="0"/>
+                      <a:ext cx="5191850" cy="1724266"/>
+                    </a:xfrm>
+                    <a:prstGeom prst="rect">
+                      <a:avLst/>
+                    </a:prstGeom>
+                  </pic:spPr>
+                </pic:pic>
+              </a:graphicData>
+            </a:graphic>
+          </wp:inline>
+        </w:drawing>
+      </w:r>
+    </w:p>
+    <w:p/>
+    <w:p>
+      <w:r>
+        <w:lastRenderedPageBreak/>
+        <w:drawing>
+          <wp:inline distT="0" distB="0" distL="0" distR="0" wp14:anchorId="2E2063F0" wp14:editId="63042C99">
+            <wp:extent cx="5612130" cy="5915025"/>
+            <wp:effectExtent l="0" t="0" r="7620" b="9525"/>
+            <wp:docPr id="1662529638" name="Imagen 1"/>
+            <wp:cNvGraphicFramePr>
+              <a:graphicFrameLocks xmlns:a="http://schemas.openxmlformats.org/drawingml/2006/main" noChangeAspect="1"/>
+            </wp:cNvGraphicFramePr>
+            <a:graphic xmlns:a="http://schemas.openxmlformats.org/drawingml/2006/main">
+              <a:graphicData uri="http://schemas.openxmlformats.org/drawingml/2006/picture">
+                <pic:pic xmlns:pic="http://schemas.openxmlformats.org/drawingml/2006/picture">
+                  <pic:nvPicPr>
+                    <pic:cNvPr id="1662529638" name=""/>
+                    <pic:cNvPicPr/>
+                  </pic:nvPicPr>
+                  <pic:blipFill>
+                    <a:blip r:embed="rId20"/>
+                    <a:stretch>
+                      <a:fillRect/>
+                    </a:stretch>
+                  </pic:blipFill>
+                  <pic:spPr>
+                    <a:xfrm>
+                      <a:off x="0" y="0"/>
+                      <a:ext cx="5612130" cy="5915025"/>
+                    </a:xfrm>
+                    <a:prstGeom prst="rect">
+                      <a:avLst/>
+                    </a:prstGeom>
+                  </pic:spPr>
+                </pic:pic>
+              </a:graphicData>
+            </a:graphic>
+          </wp:inline>
+        </w:drawing>
+      </w:r>
+    </w:p>
+    <w:p/>
+    <w:p>
+      <w:r>
+        <w:lastRenderedPageBreak/>
+        <w:drawing>
+          <wp:inline distT="0" distB="0" distL="0" distR="0" wp14:anchorId="313F639D" wp14:editId="3A5B235D">
+            <wp:extent cx="5612130" cy="5524500"/>
+            <wp:effectExtent l="0" t="0" r="7620" b="0"/>
+            <wp:docPr id="1612844908" name="Imagen 1"/>
+            <wp:cNvGraphicFramePr>
+              <a:graphicFrameLocks xmlns:a="http://schemas.openxmlformats.org/drawingml/2006/main" noChangeAspect="1"/>
+            </wp:cNvGraphicFramePr>
+            <a:graphic xmlns:a="http://schemas.openxmlformats.org/drawingml/2006/main">
+              <a:graphicData uri="http://schemas.openxmlformats.org/drawingml/2006/picture">
+                <pic:pic xmlns:pic="http://schemas.openxmlformats.org/drawingml/2006/picture">
+                  <pic:nvPicPr>
+                    <pic:cNvPr id="1612844908" name=""/>
+                    <pic:cNvPicPr/>
+                  </pic:nvPicPr>
+                  <pic:blipFill>
+                    <a:blip r:embed="rId21"/>
+                    <a:stretch>
+                      <a:fillRect/>
+                    </a:stretch>
+                  </pic:blipFill>
+                  <pic:spPr>
+                    <a:xfrm>
+                      <a:off x="0" y="0"/>
+                      <a:ext cx="5612130" cy="5524500"/>
+                    </a:xfrm>
+                    <a:prstGeom prst="rect">
+                      <a:avLst/>
+                    </a:prstGeom>
+                  </pic:spPr>
+                </pic:pic>
+              </a:graphicData>
+            </a:graphic>
+          </wp:inline>
+        </w:drawing>
+      </w:r>
+    </w:p>
+    <w:p/>
+    <w:p>
+      <w:r>
+        <w:lastRenderedPageBreak/>
+        <w:drawing>
+          <wp:inline distT="0" distB="0" distL="0" distR="0" wp14:anchorId="1113FB73" wp14:editId="63995222">
+            <wp:extent cx="5612130" cy="4632325"/>
+            <wp:effectExtent l="0" t="0" r="7620" b="0"/>
+            <wp:docPr id="657554824" name="Imagen 1"/>
+            <wp:cNvGraphicFramePr>
+              <a:graphicFrameLocks xmlns:a="http://schemas.openxmlformats.org/drawingml/2006/main" noChangeAspect="1"/>
+            </wp:cNvGraphicFramePr>
+            <a:graphic xmlns:a="http://schemas.openxmlformats.org/drawingml/2006/main">
+              <a:graphicData uri="http://schemas.openxmlformats.org/drawingml/2006/picture">
+                <pic:pic xmlns:pic="http://schemas.openxmlformats.org/drawingml/2006/picture">
+                  <pic:nvPicPr>
+                    <pic:cNvPr id="657554824" name=""/>
+                    <pic:cNvPicPr/>
+                  </pic:nvPicPr>
+                  <pic:blipFill>
+                    <a:blip r:embed="rId22"/>
+                    <a:stretch>
+                      <a:fillRect/>
+                    </a:stretch>
+                  </pic:blipFill>
+                  <pic:spPr>
+                    <a:xfrm>
+                      <a:off x="0" y="0"/>
+                      <a:ext cx="5612130" cy="4632325"/>
+                    </a:xfrm>
+                    <a:prstGeom prst="rect">
+                      <a:avLst/>
+                    </a:prstGeom>
+                  </pic:spPr>
+                </pic:pic>
+              </a:graphicData>
+            </a:graphic>
+          </wp:inline>
+        </w:drawing>
+      </w:r>
+    </w:p>
+    <w:p>
+      <w:r>
+        <w:lastRenderedPageBreak/>
+        <w:drawing>
+          <wp:inline distT="0" distB="0" distL="0" distR="0" wp14:anchorId="7B9C2077" wp14:editId="414BF89C">
+            <wp:extent cx="5612130" cy="4728210"/>
+            <wp:effectExtent l="0" t="0" r="7620" b="0"/>
+            <wp:docPr id="621769604" name="Imagen 1"/>
+            <wp:cNvGraphicFramePr>
+              <a:graphicFrameLocks xmlns:a="http://schemas.openxmlformats.org/drawingml/2006/main" noChangeAspect="1"/>
+            </wp:cNvGraphicFramePr>
+            <a:graphic xmlns:a="http://schemas.openxmlformats.org/drawingml/2006/main">
+              <a:graphicData uri="http://schemas.openxmlformats.org/drawingml/2006/picture">
+                <pic:pic xmlns:pic="http://schemas.openxmlformats.org/drawingml/2006/picture">
+                  <pic:nvPicPr>
+                    <pic:cNvPr id="621769604" name=""/>
+                    <pic:cNvPicPr/>
+                  </pic:nvPicPr>
+                  <pic:blipFill>
+                    <a:blip r:embed="rId23"/>
+                    <a:stretch>
+                      <a:fillRect/>
+                    </a:stretch>
+                  </pic:blipFill>
+                  <pic:spPr>
+                    <a:xfrm>
+                      <a:off x="0" y="0"/>
+                      <a:ext cx="5612130" cy="4728210"/>
+                    </a:xfrm>
+                    <a:prstGeom prst="rect">
+                      <a:avLst/>
+                    </a:prstGeom>
+                  </pic:spPr>
+                </pic:pic>
+              </a:graphicData>
+            </a:graphic>
+          </wp:inline>
+        </w:drawing>
+      </w:r>
+    </w:p>
+    <w:p>
+      <w:r>
+        <w:lastRenderedPageBreak/>
+        <w:drawing>
+          <wp:inline distT="0" distB="0" distL="0" distR="0" wp14:anchorId="1DC5A894" wp14:editId="08B6FB12">
+            <wp:extent cx="5612130" cy="5231765"/>
+            <wp:effectExtent l="0" t="0" r="7620" b="6985"/>
+            <wp:docPr id="147116800" name="Imagen 1"/>
+            <wp:cNvGraphicFramePr>
+              <a:graphicFrameLocks xmlns:a="http://schemas.openxmlformats.org/drawingml/2006/main" noChangeAspect="1"/>
+            </wp:cNvGraphicFramePr>
+            <a:graphic xmlns:a="http://schemas.openxmlformats.org/drawingml/2006/main">
+              <a:graphicData uri="http://schemas.openxmlformats.org/drawingml/2006/picture">
+                <pic:pic xmlns:pic="http://schemas.openxmlformats.org/drawingml/2006/picture">
+                  <pic:nvPicPr>
+                    <pic:cNvPr id="147116800" name=""/>
+                    <pic:cNvPicPr/>
+                  </pic:nvPicPr>
+                  <pic:blipFill>
+                    <a:blip r:embed="rId24"/>
+                    <a:stretch>
+                      <a:fillRect/>
+                    </a:stretch>
+                  </pic:blipFill>
+                  <pic:spPr>
+                    <a:xfrm>
+                      <a:off x="0" y="0"/>
+                      <a:ext cx="5612130" cy="5231765"/>
+                    </a:xfrm>
+                    <a:prstGeom prst="rect">
+                      <a:avLst/>
+                    </a:prstGeom>
+                  </pic:spPr>
+                </pic:pic>
+              </a:graphicData>
+            </a:graphic>
+          </wp:inline>
+        </w:drawing>
+      </w:r>
+    </w:p>
+    <w:p>
+      <w:r>
+        <w:drawing>
+          <wp:inline distT="0" distB="0" distL="0" distR="0" wp14:anchorId="1BA3D4F5" wp14:editId="1045E79E">
+            <wp:extent cx="5612130" cy="2818765"/>
+            <wp:effectExtent l="0" t="0" r="7620" b="635"/>
+            <wp:docPr id="1921423492" name="Imagen 1"/>
+            <wp:cNvGraphicFramePr>
+              <a:graphicFrameLocks xmlns:a="http://schemas.openxmlformats.org/drawingml/2006/main" noChangeAspect="1"/>
+            </wp:cNvGraphicFramePr>
+            <a:graphic xmlns:a="http://schemas.openxmlformats.org/drawingml/2006/main">
+              <a:graphicData uri="http://schemas.openxmlformats.org/drawingml/2006/picture">
+                <pic:pic xmlns:pic="http://schemas.openxmlformats.org/drawingml/2006/picture">
+                  <pic:nvPicPr>
+                    <pic:cNvPr id="1921423492" name=""/>
+                    <pic:cNvPicPr/>
+                  </pic:nvPicPr>
+                  <pic:blipFill>
+                    <a:blip r:embed="rId25"/>
+                    <a:stretch>
+                      <a:fillRect/>
+                    </a:stretch>
+                  </pic:blipFill>
+                  <pic:spPr>
+                    <a:xfrm>
+                      <a:off x="0" y="0"/>
+                      <a:ext cx="5612130" cy="2818765"/>
+                    </a:xfrm>
+                    <a:prstGeom prst="rect">
+                      <a:avLst/>
+                    </a:prstGeom>
+                  </pic:spPr>
+                </pic:pic>
+              </a:graphicData>
+            </a:graphic>
+          </wp:inline>
+        </w:drawing>
+      </w:r>
+    </w:p>
+    <w:p>
+      <w:r>
+        <w:lastRenderedPageBreak/>
+        <w:drawing>
+          <wp:inline distT="0" distB="0" distL="0" distR="0" wp14:anchorId="73420367" wp14:editId="19353380">
+            <wp:extent cx="5612130" cy="5728970"/>
+            <wp:effectExtent l="0" t="0" r="7620" b="5080"/>
+            <wp:docPr id="550825518" name="Imagen 1"/>
+            <wp:cNvGraphicFramePr>
+              <a:graphicFrameLocks xmlns:a="http://schemas.openxmlformats.org/drawingml/2006/main" noChangeAspect="1"/>
+            </wp:cNvGraphicFramePr>
+            <a:graphic xmlns:a="http://schemas.openxmlformats.org/drawingml/2006/main">
+              <a:graphicData uri="http://schemas.openxmlformats.org/drawingml/2006/picture">
+                <pic:pic xmlns:pic="http://schemas.openxmlformats.org/drawingml/2006/picture">
+                  <pic:nvPicPr>
+                    <pic:cNvPr id="550825518" name=""/>
+                    <pic:cNvPicPr/>
+                  </pic:nvPicPr>
+                  <pic:blipFill>
+                    <a:blip r:embed="rId26"/>
+                    <a:stretch>
+                      <a:fillRect/>
+                    </a:stretch>
+                  </pic:blipFill>
+                  <pic:spPr>
+                    <a:xfrm>
+                      <a:off x="0" y="0"/>
+                      <a:ext cx="5612130" cy="5728970"/>
+                    </a:xfrm>
+                    <a:prstGeom prst="rect">
+                      <a:avLst/>
+                    </a:prstGeom>
+                  </pic:spPr>
+                </pic:pic>
+              </a:graphicData>
+            </a:graphic>
+          </wp:inline>
+        </w:drawing>
+      </w:r>
+    </w:p>
+    <w:p>
+      <w:pPr>
+        <w:rPr>
+          <w:u w:val="single"/>
+        </w:rPr>
+      </w:pPr>
+      <w:r>
+        <w:lastRenderedPageBreak/>
+        <w:drawing>
+          <wp:inline distT="0" distB="0" distL="0" distR="0" wp14:anchorId="5B24E4B4" wp14:editId="502D29AB">
+            <wp:extent cx="5612130" cy="3221990"/>
+            <wp:effectExtent l="0" t="0" r="7620" b="0"/>
+            <wp:docPr id="715596636" name="Imagen 1"/>
+            <wp:cNvGraphicFramePr>
+              <a:graphicFrameLocks xmlns:a="http://schemas.openxmlformats.org/drawingml/2006/main" noChangeAspect="1"/>
+            </wp:cNvGraphicFramePr>
+            <a:graphic xmlns:a="http://schemas.openxmlformats.org/drawingml/2006/main">
+              <a:graphicData uri="http://schemas.openxmlformats.org/drawingml/2006/picture">
+                <pic:pic xmlns:pic="http://schemas.openxmlformats.org/drawingml/2006/picture">
+                  <pic:nvPicPr>
+                    <pic:cNvPr id="715596636" name=""/>
+                    <pic:cNvPicPr/>
+                  </pic:nvPicPr>
+                  <pic:blipFill>
+                    <a:blip r:embed="rId27"/>
+                    <a:stretch>
+                      <a:fillRect/>
+                    </a:stretch>
+                  </pic:blipFill>
+                  <pic:spPr>
+                    <a:xfrm>
+                      <a:off x="0" y="0"/>
+                      <a:ext cx="5612130" cy="3221990"/>
+                    </a:xfrm>
+                    <a:prstGeom prst="rect">
+                      <a:avLst/>
+                    </a:prstGeom>
+                  </pic:spPr>
+                </pic:pic>
+              </a:graphicData>
+            </a:graphic>
+          </wp:inline>
+        </w:drawing>
+      </w:r>
+    </w:p>
     <w:sectPr>
       <w:pgSz w:w="12240" w:h="15840"/>
       <w:pgMar w:top="1417" w:right="1701" w:bottom="1417" w:left="1701" w:header="708" w:footer="708" w:gutter="0"/>
